--- a/study_pract/отчет_3курс_БолотовКА.docx
+++ b/study_pract/отчет_3курс_БолотовКА.docx
@@ -170,7 +170,7 @@
               </wp:anchor>
             </w:drawing>
           </mc:Choice>
-          <mc:Fallback xmlns:dgm="http://schemas.openxmlformats.org/drawingml/2006/diagram" xmlns:lc="http://schemas.openxmlformats.org/drawingml/2006/lockedCanvas" xmlns:c="http://schemas.openxmlformats.org/drawingml/2006/chart" xmlns:pic="http://schemas.openxmlformats.org/drawingml/2006/picture" xmlns:a="http://schemas.openxmlformats.org/drawingml/2006/main" xmlns:sl="http://schemas.openxmlformats.org/schemaLibrary/2006/main" xmlns:w16sdtfl="http://schemas.microsoft.com/office/word/2024/wordml/sdtformatlock" xmlns:w16du="http://schemas.microsoft.com/office/word/2023/wordml/word16du">
+          <mc:Fallback xmlns:w16du="http://schemas.microsoft.com/office/word/2023/wordml/word16du" xmlns:w16sdtfl="http://schemas.microsoft.com/office/word/2024/wordml/sdtformatlock" xmlns:sl="http://schemas.openxmlformats.org/schemaLibrary/2006/main" xmlns:a="http://schemas.openxmlformats.org/drawingml/2006/main" xmlns:pic="http://schemas.openxmlformats.org/drawingml/2006/picture" xmlns:c="http://schemas.openxmlformats.org/drawingml/2006/chart" xmlns:lc="http://schemas.openxmlformats.org/drawingml/2006/lockedCanvas" xmlns:dgm="http://schemas.openxmlformats.org/drawingml/2006/diagram">
             <w:drawing>
               <wp:anchor allowOverlap="1" behindDoc="0" distB="4294967295" distT="4294967295" distL="114300" distR="114300" hidden="0" layoutInCell="1" locked="0" relativeHeight="0" simplePos="0">
                 <wp:simplePos x="0" y="0"/>
@@ -568,15 +568,7 @@
           <w:sz w:val="26"/>
           <w:szCs w:val="26"/>
         </w:rPr>
-        <w:t>к. ф.-м. н.</w:t>
-      </w:r>
-      <w:r>
-        <w:rPr>
-          <w:rFonts w:ascii="Times New Roman" w:eastAsia="Times New Roman" w:hAnsi="Times New Roman"/>
-          <w:sz w:val="26"/>
-          <w:szCs w:val="26"/>
-        </w:rPr>
-        <w:t xml:space="preserve">, доцент </w:t>
+        <w:t xml:space="preserve">к. ф.-м. н., доцент </w:t>
       </w:r>
       <w:r>
         <w:rPr>
@@ -999,6 +991,71 @@
           <w:rFonts w:ascii="Times" w:eastAsia="Times" w:hAnsi="Times" w:cs="Times"/>
           <w:sz w:val="20"/>
           <w:szCs w:val="20"/>
+          <w:lang w:val="en-US"/>
+        </w:rPr>
+      </w:pPr>
+      <w:r>
+        <w:rPr>
+          <w:noProof/>
+        </w:rPr>
+        <w:drawing>
+          <wp:inline distT="0" distB="0" distL="0" distR="0" wp14:anchorId="712B66FB" wp14:editId="1E34A8F6">
+            <wp:extent cx="1752600" cy="1752600"/>
+            <wp:effectExtent l="0" t="0" r="0" b="0"/>
+            <wp:docPr id="1" name="Рисунок 1"/>
+            <wp:cNvGraphicFramePr>
+              <a:graphicFrameLocks xmlns:a="http://schemas.openxmlformats.org/drawingml/2006/main" noChangeAspect="1"/>
+            </wp:cNvGraphicFramePr>
+            <a:graphic xmlns:a="http://schemas.openxmlformats.org/drawingml/2006/main">
+              <a:graphicData uri="http://schemas.openxmlformats.org/drawingml/2006/picture">
+                <pic:pic xmlns:pic="http://schemas.openxmlformats.org/drawingml/2006/picture">
+                  <pic:nvPicPr>
+                    <pic:cNvPr id="0" name="Picture 1"/>
+                    <pic:cNvPicPr>
+                      <a:picLocks noChangeAspect="1" noChangeArrowheads="1"/>
+                    </pic:cNvPicPr>
+                  </pic:nvPicPr>
+                  <pic:blipFill>
+                    <a:blip r:embed="rId10" cstate="print">
+                      <a:extLst>
+                        <a:ext uri="{28A0092B-C50C-407E-A947-70E740481C1C}">
+                          <a14:useLocalDpi xmlns:a14="http://schemas.microsoft.com/office/drawing/2010/main" val="0"/>
+                        </a:ext>
+                      </a:extLst>
+                    </a:blip>
+                    <a:srcRect/>
+                    <a:stretch>
+                      <a:fillRect/>
+                    </a:stretch>
+                  </pic:blipFill>
+                  <pic:spPr bwMode="auto">
+                    <a:xfrm>
+                      <a:off x="0" y="0"/>
+                      <a:ext cx="1752600" cy="1752600"/>
+                    </a:xfrm>
+                    <a:prstGeom prst="rect">
+                      <a:avLst/>
+                    </a:prstGeom>
+                    <a:noFill/>
+                    <a:ln>
+                      <a:noFill/>
+                    </a:ln>
+                  </pic:spPr>
+                </pic:pic>
+              </a:graphicData>
+            </a:graphic>
+          </wp:inline>
+        </w:drawing>
+      </w:r>
+    </w:p>
+    <w:p>
+      <w:pPr>
+        <w:spacing w:after="0" w:line="240" w:lineRule="auto"/>
+        <w:rPr>
+          <w:rFonts w:ascii="Times" w:eastAsia="Times" w:hAnsi="Times" w:cs="Times"/>
+          <w:sz w:val="20"/>
+          <w:szCs w:val="20"/>
+          <w:lang w:val="en-US"/>
         </w:rPr>
       </w:pPr>
     </w:p>
@@ -1146,6 +1203,73 @@
           <w:color w:val="000000"/>
           <w:sz w:val="24"/>
           <w:szCs w:val="24"/>
+          <w:lang w:val="en-US"/>
+        </w:rPr>
+      </w:pPr>
+      <w:r>
+        <w:rPr>
+          <w:noProof/>
+        </w:rPr>
+        <w:drawing>
+          <wp:inline distT="0" distB="0" distL="0" distR="0" wp14:anchorId="65EBB080" wp14:editId="7787577F">
+            <wp:extent cx="1729740" cy="1729740"/>
+            <wp:effectExtent l="0" t="0" r="3810" b="3810"/>
+            <wp:docPr id="2" name="Рисунок 2"/>
+            <wp:cNvGraphicFramePr>
+              <a:graphicFrameLocks xmlns:a="http://schemas.openxmlformats.org/drawingml/2006/main" noChangeAspect="1"/>
+            </wp:cNvGraphicFramePr>
+            <a:graphic xmlns:a="http://schemas.openxmlformats.org/drawingml/2006/main">
+              <a:graphicData uri="http://schemas.openxmlformats.org/drawingml/2006/picture">
+                <pic:pic xmlns:pic="http://schemas.openxmlformats.org/drawingml/2006/picture">
+                  <pic:nvPicPr>
+                    <pic:cNvPr id="0" name="Picture 3"/>
+                    <pic:cNvPicPr>
+                      <a:picLocks noChangeAspect="1" noChangeArrowheads="1"/>
+                    </pic:cNvPicPr>
+                  </pic:nvPicPr>
+                  <pic:blipFill>
+                    <a:blip r:embed="rId11" cstate="print">
+                      <a:extLst>
+                        <a:ext uri="{28A0092B-C50C-407E-A947-70E740481C1C}">
+                          <a14:useLocalDpi xmlns:a14="http://schemas.microsoft.com/office/drawing/2010/main" val="0"/>
+                        </a:ext>
+                      </a:extLst>
+                    </a:blip>
+                    <a:srcRect/>
+                    <a:stretch>
+                      <a:fillRect/>
+                    </a:stretch>
+                  </pic:blipFill>
+                  <pic:spPr bwMode="auto">
+                    <a:xfrm flipH="1">
+                      <a:off x="0" y="0"/>
+                      <a:ext cx="1729740" cy="1729740"/>
+                    </a:xfrm>
+                    <a:prstGeom prst="rect">
+                      <a:avLst/>
+                    </a:prstGeom>
+                    <a:noFill/>
+                    <a:ln>
+                      <a:noFill/>
+                    </a:ln>
+                  </pic:spPr>
+                </pic:pic>
+              </a:graphicData>
+            </a:graphic>
+          </wp:inline>
+        </w:drawing>
+      </w:r>
+    </w:p>
+    <w:p>
+      <w:pPr>
+        <w:spacing w:after="0" w:line="240" w:lineRule="auto"/>
+        <w:jc w:val="both"/>
+        <w:rPr>
+          <w:rFonts w:ascii="Times New Roman" w:eastAsia="Times New Roman" w:hAnsi="Times New Roman"/>
+          <w:color w:val="000000"/>
+          <w:sz w:val="24"/>
+          <w:szCs w:val="24"/>
+          <w:lang w:val="en-US"/>
         </w:rPr>
       </w:pPr>
     </w:p>
@@ -1246,7 +1370,27 @@
           <w:sz w:val="24"/>
           <w:szCs w:val="24"/>
         </w:rPr>
-        <w:t>Текстовый документ с  подборкой расширений и тем оформления с комментариями</w:t>
+        <w:t xml:space="preserve">Текстовый документ </w:t>
+      </w:r>
+      <w:proofErr w:type="gramStart"/>
+      <w:r>
+        <w:rPr>
+          <w:rFonts w:ascii="Times New Roman" w:eastAsia="Times New Roman" w:hAnsi="Times New Roman"/>
+          <w:color w:val="000000"/>
+          <w:sz w:val="24"/>
+          <w:szCs w:val="24"/>
+        </w:rPr>
+        <w:t>с  подборкой</w:t>
+      </w:r>
+      <w:proofErr w:type="gramEnd"/>
+      <w:r>
+        <w:rPr>
+          <w:rFonts w:ascii="Times New Roman" w:eastAsia="Times New Roman" w:hAnsi="Times New Roman"/>
+          <w:color w:val="000000"/>
+          <w:sz w:val="24"/>
+          <w:szCs w:val="24"/>
+        </w:rPr>
+        <w:t xml:space="preserve"> расширений и тем оформления с комментариями</w:t>
       </w:r>
     </w:p>
     <w:p>
@@ -1279,6 +1423,60 @@
           <w:szCs w:val="20"/>
         </w:rPr>
       </w:pPr>
+      <w:r>
+        <w:rPr>
+          <w:noProof/>
+        </w:rPr>
+        <w:lastRenderedPageBreak/>
+        <w:drawing>
+          <wp:inline distT="0" distB="0" distL="0" distR="0" wp14:anchorId="549E55FE" wp14:editId="42635381">
+            <wp:extent cx="1783080" cy="1783080"/>
+            <wp:effectExtent l="0" t="0" r="7620" b="7620"/>
+            <wp:docPr id="3" name="Рисунок 3"/>
+            <wp:cNvGraphicFramePr>
+              <a:graphicFrameLocks xmlns:a="http://schemas.openxmlformats.org/drawingml/2006/main" noChangeAspect="1"/>
+            </wp:cNvGraphicFramePr>
+            <a:graphic xmlns:a="http://schemas.openxmlformats.org/drawingml/2006/main">
+              <a:graphicData uri="http://schemas.openxmlformats.org/drawingml/2006/picture">
+                <pic:pic xmlns:pic="http://schemas.openxmlformats.org/drawingml/2006/picture">
+                  <pic:nvPicPr>
+                    <pic:cNvPr id="0" name="Picture 5"/>
+                    <pic:cNvPicPr>
+                      <a:picLocks noChangeAspect="1" noChangeArrowheads="1"/>
+                    </pic:cNvPicPr>
+                  </pic:nvPicPr>
+                  <pic:blipFill>
+                    <a:blip r:embed="rId12" cstate="print">
+                      <a:extLst>
+                        <a:ext uri="{28A0092B-C50C-407E-A947-70E740481C1C}">
+                          <a14:useLocalDpi xmlns:a14="http://schemas.microsoft.com/office/drawing/2010/main" val="0"/>
+                        </a:ext>
+                      </a:extLst>
+                    </a:blip>
+                    <a:srcRect/>
+                    <a:stretch>
+                      <a:fillRect/>
+                    </a:stretch>
+                  </pic:blipFill>
+                  <pic:spPr bwMode="auto">
+                    <a:xfrm>
+                      <a:off x="0" y="0"/>
+                      <a:ext cx="1783080" cy="1783080"/>
+                    </a:xfrm>
+                    <a:prstGeom prst="rect">
+                      <a:avLst/>
+                    </a:prstGeom>
+                    <a:noFill/>
+                    <a:ln>
+                      <a:noFill/>
+                    </a:ln>
+                  </pic:spPr>
+                </pic:pic>
+              </a:graphicData>
+            </a:graphic>
+          </wp:inline>
+        </w:drawing>
+      </w:r>
     </w:p>
     <w:p>
       <w:pPr>
@@ -1436,7 +1634,7 @@
         </w:rPr>
         <w:t xml:space="preserve">электронная библиотека РГПУ им. А. И. Герцена </w:t>
       </w:r>
-      <w:hyperlink r:id="rId10" w:history="1">
+      <w:hyperlink r:id="rId13" w:history="1">
         <w:r>
           <w:rPr>
             <w:rStyle w:val="a5"/>
@@ -1475,7 +1673,7 @@
           <w:rFonts w:ascii="Times New Roman" w:hAnsi="Times New Roman"/>
         </w:rPr>
       </w:pPr>
-      <w:hyperlink r:id="rId11" w:history="1">
+      <w:hyperlink r:id="rId14" w:history="1">
         <w:r>
           <w:rPr>
             <w:rStyle w:val="a5"/>
@@ -1736,15 +1934,171 @@
           <w:color w:val="000000"/>
           <w:sz w:val="24"/>
           <w:szCs w:val="24"/>
-        </w:rPr>
-      </w:pPr>
-    </w:p>
-    <w:p/>
+          <w:lang w:val="en-US"/>
+        </w:rPr>
+      </w:pPr>
+      <w:r>
+        <w:rPr>
+          <w:noProof/>
+        </w:rPr>
+        <w:drawing>
+          <wp:inline distT="0" distB="0" distL="0" distR="0" wp14:anchorId="6964A7C2" wp14:editId="7AD46CEA">
+            <wp:extent cx="1744980" cy="1744980"/>
+            <wp:effectExtent l="0" t="0" r="7620" b="7620"/>
+            <wp:docPr id="4" name="Рисунок 4"/>
+            <wp:cNvGraphicFramePr>
+              <a:graphicFrameLocks xmlns:a="http://schemas.openxmlformats.org/drawingml/2006/main" noChangeAspect="1"/>
+            </wp:cNvGraphicFramePr>
+            <a:graphic xmlns:a="http://schemas.openxmlformats.org/drawingml/2006/main">
+              <a:graphicData uri="http://schemas.openxmlformats.org/drawingml/2006/picture">
+                <pic:pic xmlns:pic="http://schemas.openxmlformats.org/drawingml/2006/picture">
+                  <pic:nvPicPr>
+                    <pic:cNvPr id="0" name="Picture 7"/>
+                    <pic:cNvPicPr>
+                      <a:picLocks noChangeAspect="1" noChangeArrowheads="1"/>
+                    </pic:cNvPicPr>
+                  </pic:nvPicPr>
+                  <pic:blipFill>
+                    <a:blip r:embed="rId15" cstate="print">
+                      <a:extLst>
+                        <a:ext uri="{28A0092B-C50C-407E-A947-70E740481C1C}">
+                          <a14:useLocalDpi xmlns:a14="http://schemas.microsoft.com/office/drawing/2010/main" val="0"/>
+                        </a:ext>
+                      </a:extLst>
+                    </a:blip>
+                    <a:srcRect/>
+                    <a:stretch>
+                      <a:fillRect/>
+                    </a:stretch>
+                  </pic:blipFill>
+                  <pic:spPr bwMode="auto">
+                    <a:xfrm>
+                      <a:off x="0" y="0"/>
+                      <a:ext cx="1744980" cy="1744980"/>
+                    </a:xfrm>
+                    <a:prstGeom prst="rect">
+                      <a:avLst/>
+                    </a:prstGeom>
+                    <a:noFill/>
+                    <a:ln>
+                      <a:noFill/>
+                    </a:ln>
+                  </pic:spPr>
+                </pic:pic>
+              </a:graphicData>
+            </a:graphic>
+          </wp:inline>
+        </w:drawing>
+      </w:r>
+    </w:p>
     <w:p>
       <w:pPr>
         <w:pStyle w:val="a6"/>
         <w:shd w:val="clear" w:color="auto" w:fill="FFFFFF"/>
         <w:spacing w:before="0" w:beforeAutospacing="0" w:after="150" w:afterAutospacing="0"/>
+        <w:rPr>
+          <w:lang w:val="en-US"/>
+        </w:rPr>
+      </w:pPr>
+    </w:p>
+    <w:p>
+      <w:pPr>
+        <w:pStyle w:val="a6"/>
+        <w:shd w:val="clear" w:color="auto" w:fill="FFFFFF"/>
+        <w:spacing w:before="0" w:beforeAutospacing="0" w:after="150" w:afterAutospacing="0"/>
+        <w:rPr>
+          <w:lang w:val="en-US"/>
+        </w:rPr>
+      </w:pPr>
+    </w:p>
+    <w:p>
+      <w:pPr>
+        <w:pStyle w:val="a6"/>
+        <w:shd w:val="clear" w:color="auto" w:fill="FFFFFF"/>
+        <w:spacing w:before="0" w:beforeAutospacing="0" w:after="150" w:afterAutospacing="0"/>
+        <w:rPr>
+          <w:lang w:val="en-US"/>
+        </w:rPr>
+      </w:pPr>
+    </w:p>
+    <w:p>
+      <w:pPr>
+        <w:pStyle w:val="a6"/>
+        <w:shd w:val="clear" w:color="auto" w:fill="FFFFFF"/>
+        <w:spacing w:before="0" w:beforeAutospacing="0" w:after="150" w:afterAutospacing="0"/>
+        <w:rPr>
+          <w:lang w:val="en-US"/>
+        </w:rPr>
+      </w:pPr>
+    </w:p>
+    <w:p>
+      <w:pPr>
+        <w:pStyle w:val="a6"/>
+        <w:shd w:val="clear" w:color="auto" w:fill="FFFFFF"/>
+        <w:spacing w:before="0" w:beforeAutospacing="0" w:after="150" w:afterAutospacing="0"/>
+        <w:rPr>
+          <w:lang w:val="en-US"/>
+        </w:rPr>
+      </w:pPr>
+    </w:p>
+    <w:p>
+      <w:pPr>
+        <w:pStyle w:val="a6"/>
+        <w:shd w:val="clear" w:color="auto" w:fill="FFFFFF"/>
+        <w:spacing w:before="0" w:beforeAutospacing="0" w:after="150" w:afterAutospacing="0"/>
+        <w:rPr>
+          <w:lang w:val="en-US"/>
+        </w:rPr>
+      </w:pPr>
+    </w:p>
+    <w:p>
+      <w:pPr>
+        <w:pStyle w:val="a6"/>
+        <w:shd w:val="clear" w:color="auto" w:fill="FFFFFF"/>
+        <w:spacing w:before="0" w:beforeAutospacing="0" w:after="150" w:afterAutospacing="0"/>
+        <w:rPr>
+          <w:lang w:val="en-US"/>
+        </w:rPr>
+      </w:pPr>
+    </w:p>
+    <w:p>
+      <w:pPr>
+        <w:pStyle w:val="a6"/>
+        <w:shd w:val="clear" w:color="auto" w:fill="FFFFFF"/>
+        <w:spacing w:before="0" w:beforeAutospacing="0" w:after="150" w:afterAutospacing="0"/>
+        <w:rPr>
+          <w:lang w:val="en-US"/>
+        </w:rPr>
+      </w:pPr>
+    </w:p>
+    <w:p>
+      <w:pPr>
+        <w:pStyle w:val="a6"/>
+        <w:shd w:val="clear" w:color="auto" w:fill="FFFFFF"/>
+        <w:spacing w:before="0" w:beforeAutospacing="0" w:after="150" w:afterAutospacing="0"/>
+        <w:rPr>
+          <w:lang w:val="en-US"/>
+        </w:rPr>
+      </w:pPr>
+    </w:p>
+    <w:p>
+      <w:pPr>
+        <w:pStyle w:val="a6"/>
+        <w:shd w:val="clear" w:color="auto" w:fill="FFFFFF"/>
+        <w:spacing w:before="0" w:beforeAutospacing="0" w:after="150" w:afterAutospacing="0"/>
+        <w:rPr>
+          <w:lang w:val="en-US"/>
+        </w:rPr>
+      </w:pPr>
+    </w:p>
+    <w:p>
+      <w:pPr>
+        <w:pStyle w:val="a6"/>
+        <w:shd w:val="clear" w:color="auto" w:fill="FFFFFF"/>
+        <w:spacing w:before="0" w:beforeAutospacing="0" w:after="150" w:afterAutospacing="0"/>
+        <w:rPr>
+          <w:lang w:val="en-US"/>
+        </w:rPr>
       </w:pPr>
     </w:p>
     <w:p>
@@ -1759,6 +2113,7 @@
           <w:b/>
           <w:color w:val="000000"/>
         </w:rPr>
+        <w:lastRenderedPageBreak/>
         <w:t xml:space="preserve">Задание </w:t>
       </w:r>
       <w:r>
@@ -1793,7 +2148,7 @@
         </w:rPr>
         <w:t> </w:t>
       </w:r>
-      <w:hyperlink r:id="rId12" w:history="1">
+      <w:hyperlink r:id="rId16" w:history="1">
         <w:r>
           <w:rPr>
             <w:rStyle w:val="a5"/>
@@ -1825,7 +2180,15 @@
         <w:jc w:val="both"/>
       </w:pPr>
       <w:r>
-        <w:t>Выбрать одно из направлений решаемых задач кафедры и  подобрать актуальные программные расширения и современные темы оформления.</w:t>
+        <w:t xml:space="preserve">Выбрать одно из направлений решаемых задач кафедры </w:t>
+      </w:r>
+      <w:proofErr w:type="gramStart"/>
+      <w:r>
+        <w:t>и  подобрать</w:t>
+      </w:r>
+      <w:proofErr w:type="gramEnd"/>
+      <w:r>
+        <w:t xml:space="preserve"> актуальные программные расширения и современные темы оформления.</w:t>
       </w:r>
     </w:p>
     <w:p>
@@ -1874,9 +2237,146 @@
         </w:rPr>
       </w:pPr>
     </w:p>
+    <w:p>
+      <w:r>
+        <w:rPr>
+          <w:noProof/>
+        </w:rPr>
+        <w:drawing>
+          <wp:inline distT="0" distB="0" distL="0" distR="0" wp14:anchorId="624B8C73" wp14:editId="70D6C870">
+            <wp:extent cx="1729740" cy="1729740"/>
+            <wp:effectExtent l="0" t="0" r="3810" b="3810"/>
+            <wp:docPr id="7" name="Рисунок 7"/>
+            <wp:cNvGraphicFramePr>
+              <a:graphicFrameLocks xmlns:a="http://schemas.openxmlformats.org/drawingml/2006/main" noChangeAspect="1"/>
+            </wp:cNvGraphicFramePr>
+            <a:graphic xmlns:a="http://schemas.openxmlformats.org/drawingml/2006/main">
+              <a:graphicData uri="http://schemas.openxmlformats.org/drawingml/2006/picture">
+                <pic:pic xmlns:pic="http://schemas.openxmlformats.org/drawingml/2006/picture">
+                  <pic:nvPicPr>
+                    <pic:cNvPr id="0" name="Picture 9"/>
+                    <pic:cNvPicPr>
+                      <a:picLocks noChangeAspect="1" noChangeArrowheads="1"/>
+                    </pic:cNvPicPr>
+                  </pic:nvPicPr>
+                  <pic:blipFill>
+                    <a:blip r:embed="rId17" cstate="print">
+                      <a:extLst>
+                        <a:ext uri="{28A0092B-C50C-407E-A947-70E740481C1C}">
+                          <a14:useLocalDpi xmlns:a14="http://schemas.microsoft.com/office/drawing/2010/main" val="0"/>
+                        </a:ext>
+                      </a:extLst>
+                    </a:blip>
+                    <a:srcRect/>
+                    <a:stretch>
+                      <a:fillRect/>
+                    </a:stretch>
+                  </pic:blipFill>
+                  <pic:spPr bwMode="auto">
+                    <a:xfrm>
+                      <a:off x="0" y="0"/>
+                      <a:ext cx="1729740" cy="1729740"/>
+                    </a:xfrm>
+                    <a:prstGeom prst="rect">
+                      <a:avLst/>
+                    </a:prstGeom>
+                    <a:noFill/>
+                    <a:ln>
+                      <a:noFill/>
+                    </a:ln>
+                  </pic:spPr>
+                </pic:pic>
+              </a:graphicData>
+            </a:graphic>
+          </wp:inline>
+        </w:drawing>
+      </w:r>
+    </w:p>
     <w:p/>
-    <w:p/>
-    <w:p/>
+    <w:p>
+      <w:pPr>
+        <w:rPr>
+          <w:lang w:val="en-US"/>
+        </w:rPr>
+      </w:pPr>
+    </w:p>
+    <w:p>
+      <w:pPr>
+        <w:rPr>
+          <w:lang w:val="en-US"/>
+        </w:rPr>
+      </w:pPr>
+    </w:p>
+    <w:p>
+      <w:pPr>
+        <w:rPr>
+          <w:lang w:val="en-US"/>
+        </w:rPr>
+      </w:pPr>
+    </w:p>
+    <w:p>
+      <w:pPr>
+        <w:rPr>
+          <w:lang w:val="en-US"/>
+        </w:rPr>
+      </w:pPr>
+    </w:p>
+    <w:p>
+      <w:pPr>
+        <w:rPr>
+          <w:lang w:val="en-US"/>
+        </w:rPr>
+      </w:pPr>
+    </w:p>
+    <w:p>
+      <w:pPr>
+        <w:rPr>
+          <w:lang w:val="en-US"/>
+        </w:rPr>
+      </w:pPr>
+    </w:p>
+    <w:p>
+      <w:pPr>
+        <w:rPr>
+          <w:lang w:val="en-US"/>
+        </w:rPr>
+      </w:pPr>
+    </w:p>
+    <w:p>
+      <w:pPr>
+        <w:rPr>
+          <w:lang w:val="en-US"/>
+        </w:rPr>
+      </w:pPr>
+    </w:p>
+    <w:p>
+      <w:pPr>
+        <w:rPr>
+          <w:lang w:val="en-US"/>
+        </w:rPr>
+      </w:pPr>
+    </w:p>
+    <w:p>
+      <w:pPr>
+        <w:rPr>
+          <w:lang w:val="en-US"/>
+        </w:rPr>
+      </w:pPr>
+    </w:p>
+    <w:p>
+      <w:pPr>
+        <w:rPr>
+          <w:lang w:val="en-US"/>
+        </w:rPr>
+      </w:pPr>
+    </w:p>
+    <w:p>
+      <w:pPr>
+        <w:rPr>
+          <w:lang w:val="en-US"/>
+        </w:rPr>
+      </w:pPr>
+    </w:p>
     <w:p>
       <w:pPr>
         <w:tabs>
@@ -2966,6 +3466,7 @@
   <w:style w:type="character" w:default="1" w:styleId="a0">
     <w:name w:val="Default Paragraph Font"/>
     <w:uiPriority w:val="1"/>
+    <w:semiHidden/>
     <w:unhideWhenUsed/>
   </w:style>
   <w:style w:type="table" w:default="1" w:styleId="a1">

--- a/study_pract/отчет_3курс_БолотовКА.docx
+++ b/study_pract/отчет_3курс_БолотовКА.docx
@@ -79,7 +79,6 @@
           <w:color w:val="000000"/>
           <w:sz w:val="24"/>
           <w:szCs w:val="24"/>
-          <w:lang w:val="en-US"/>
         </w:rPr>
       </w:pPr>
       <w:r>
@@ -100,7 +99,6 @@
           <w:rFonts w:ascii="Times" w:eastAsia="Times" w:hAnsi="Times" w:cs="Times"/>
           <w:sz w:val="20"/>
           <w:szCs w:val="20"/>
-          <w:lang w:val="en-US"/>
         </w:rPr>
       </w:pPr>
     </w:p>
@@ -170,7 +168,7 @@
               </wp:anchor>
             </w:drawing>
           </mc:Choice>
-          <mc:Fallback xmlns:w16du="http://schemas.microsoft.com/office/word/2023/wordml/word16du" xmlns:w16sdtfl="http://schemas.microsoft.com/office/word/2024/wordml/sdtformatlock" xmlns:sl="http://schemas.openxmlformats.org/schemaLibrary/2006/main" xmlns:a="http://schemas.openxmlformats.org/drawingml/2006/main" xmlns:pic="http://schemas.openxmlformats.org/drawingml/2006/picture" xmlns:c="http://schemas.openxmlformats.org/drawingml/2006/chart" xmlns:lc="http://schemas.openxmlformats.org/drawingml/2006/lockedCanvas" xmlns:dgm="http://schemas.openxmlformats.org/drawingml/2006/diagram">
+          <mc:Fallback xmlns:dgm="http://schemas.openxmlformats.org/drawingml/2006/diagram" xmlns:lc="http://schemas.openxmlformats.org/drawingml/2006/lockedCanvas" xmlns:c="http://schemas.openxmlformats.org/drawingml/2006/chart" xmlns:pic="http://schemas.openxmlformats.org/drawingml/2006/picture" xmlns:a="http://schemas.openxmlformats.org/drawingml/2006/main" xmlns:sl="http://schemas.openxmlformats.org/schemaLibrary/2006/main" xmlns:w16sdtfl="http://schemas.microsoft.com/office/word/2024/wordml/sdtformatlock" xmlns:w16du="http://schemas.microsoft.com/office/word/2023/wordml/word16du">
             <w:drawing>
               <wp:anchor allowOverlap="1" behindDoc="0" distB="4294967295" distT="4294967295" distL="114300" distR="114300" hidden="0" layoutInCell="1" locked="0" relativeHeight="0" simplePos="0">
                 <wp:simplePos x="0" y="0"/>
@@ -451,43 +449,7 @@
           <w:sz w:val="26"/>
           <w:szCs w:val="26"/>
         </w:rPr>
-        <w:t xml:space="preserve">Зав. кафедрой </w:t>
-      </w:r>
-      <w:proofErr w:type="spellStart"/>
-      <w:r>
-        <w:rPr>
-          <w:rFonts w:ascii="Times New Roman" w:eastAsia="Times New Roman" w:hAnsi="Times New Roman"/>
-          <w:sz w:val="26"/>
-          <w:szCs w:val="26"/>
-        </w:rPr>
-        <w:t>ИТиЭО</w:t>
-      </w:r>
-      <w:proofErr w:type="spellEnd"/>
-      <w:r>
-        <w:rPr>
-          <w:rFonts w:ascii="Times New Roman" w:eastAsia="Times New Roman" w:hAnsi="Times New Roman"/>
-          <w:sz w:val="26"/>
-          <w:szCs w:val="26"/>
-        </w:rPr>
-        <w:t xml:space="preserve"> </w:t>
-      </w:r>
-      <w:proofErr w:type="spellStart"/>
-      <w:r>
-        <w:rPr>
-          <w:rFonts w:ascii="Times New Roman" w:eastAsia="Times New Roman" w:hAnsi="Times New Roman"/>
-          <w:sz w:val="26"/>
-          <w:szCs w:val="26"/>
-        </w:rPr>
-        <w:t>д.п.н</w:t>
-      </w:r>
-      <w:proofErr w:type="spellEnd"/>
-      <w:r>
-        <w:rPr>
-          <w:rFonts w:ascii="Times New Roman" w:eastAsia="Times New Roman" w:hAnsi="Times New Roman"/>
-          <w:sz w:val="26"/>
-          <w:szCs w:val="26"/>
-        </w:rPr>
-        <w:t>., проф.</w:t>
+        <w:t>Зав. кафедрой ИТиЭО д.п.н., проф.</w:t>
       </w:r>
     </w:p>
     <w:p>
@@ -576,18 +538,8 @@
           <w:sz w:val="26"/>
           <w:szCs w:val="26"/>
         </w:rPr>
-        <w:t xml:space="preserve">кафедры </w:t>
-      </w:r>
-      <w:proofErr w:type="spellStart"/>
-      <w:r>
-        <w:rPr>
-          <w:rFonts w:ascii="Times New Roman" w:eastAsia="Times New Roman" w:hAnsi="Times New Roman"/>
-          <w:sz w:val="26"/>
-          <w:szCs w:val="26"/>
-        </w:rPr>
-        <w:t>ИТиЭО</w:t>
-      </w:r>
-      <w:proofErr w:type="spellEnd"/>
+        <w:t>кафедры ИТиЭО</w:t>
+      </w:r>
     </w:p>
     <w:p>
       <w:pPr>
@@ -637,7 +589,13 @@
         <w:rPr>
           <w:rFonts w:ascii="Times New Roman" w:eastAsia="Times New Roman" w:hAnsi="Times New Roman"/>
         </w:rPr>
-        <w:t>Власов Д. В.</w:t>
+        <w:t>Жуков Н. Н</w:t>
+      </w:r>
+      <w:r>
+        <w:rPr>
+          <w:rFonts w:ascii="Times New Roman" w:eastAsia="Times New Roman" w:hAnsi="Times New Roman"/>
+        </w:rPr>
+        <w:t>.</w:t>
       </w:r>
       <w:r>
         <w:rPr>
@@ -999,7 +957,7 @@
           <w:noProof/>
         </w:rPr>
         <w:drawing>
-          <wp:inline distT="0" distB="0" distL="0" distR="0" wp14:anchorId="712B66FB" wp14:editId="1E34A8F6">
+          <wp:inline distT="0" distB="0" distL="0" distR="0" wp14:anchorId="712B66FB" wp14:editId="5989ADD2">
             <wp:extent cx="1752600" cy="1752600"/>
             <wp:effectExtent l="0" t="0" r="0" b="0"/>
             <wp:docPr id="1" name="Рисунок 1"/>
@@ -1211,7 +1169,7 @@
           <w:noProof/>
         </w:rPr>
         <w:drawing>
-          <wp:inline distT="0" distB="0" distL="0" distR="0" wp14:anchorId="65EBB080" wp14:editId="7787577F">
+          <wp:inline distT="0" distB="0" distL="0" distR="0" wp14:anchorId="65EBB080" wp14:editId="313F0403">
             <wp:extent cx="1729740" cy="1729740"/>
             <wp:effectExtent l="0" t="0" r="3810" b="3810"/>
             <wp:docPr id="2" name="Рисунок 2"/>
@@ -1429,7 +1387,7 @@
         </w:rPr>
         <w:lastRenderedPageBreak/>
         <w:drawing>
-          <wp:inline distT="0" distB="0" distL="0" distR="0" wp14:anchorId="549E55FE" wp14:editId="42635381">
+          <wp:inline distT="0" distB="0" distL="0" distR="0" wp14:anchorId="549E55FE" wp14:editId="532AEFD1">
             <wp:extent cx="1783080" cy="1783080"/>
             <wp:effectExtent l="0" t="0" r="7620" b="7620"/>
             <wp:docPr id="3" name="Рисунок 3"/>
@@ -1704,7 +1662,6 @@
           </w:rPr>
           <w:t>.</w:t>
         </w:r>
-        <w:proofErr w:type="spellStart"/>
         <w:r>
           <w:rPr>
             <w:rStyle w:val="a5"/>
@@ -1713,7 +1670,6 @@
           </w:rPr>
           <w:t>herzen</w:t>
         </w:r>
-        <w:proofErr w:type="spellEnd"/>
         <w:r>
           <w:rPr>
             <w:rStyle w:val="a5"/>
@@ -1721,7 +1677,6 @@
           </w:rPr>
           <w:t>.</w:t>
         </w:r>
-        <w:proofErr w:type="spellStart"/>
         <w:r>
           <w:rPr>
             <w:rStyle w:val="a5"/>
@@ -1730,7 +1685,6 @@
           </w:rPr>
           <w:t>spb</w:t>
         </w:r>
-        <w:proofErr w:type="spellEnd"/>
         <w:r>
           <w:rPr>
             <w:rStyle w:val="a5"/>
@@ -1738,7 +1692,6 @@
           </w:rPr>
           <w:t>.</w:t>
         </w:r>
-        <w:proofErr w:type="spellStart"/>
         <w:r>
           <w:rPr>
             <w:rStyle w:val="a5"/>
@@ -1747,7 +1700,6 @@
           </w:rPr>
           <w:t>ru</w:t>
         </w:r>
-        <w:proofErr w:type="spellEnd"/>
         <w:r>
           <w:rPr>
             <w:rStyle w:val="a5"/>
@@ -1770,7 +1722,6 @@
           </w:rPr>
           <w:t>/</w:t>
         </w:r>
-        <w:proofErr w:type="spellStart"/>
         <w:r>
           <w:rPr>
             <w:rStyle w:val="a5"/>
@@ -1779,7 +1730,6 @@
           </w:rPr>
           <w:t>newebs</w:t>
         </w:r>
-        <w:proofErr w:type="spellEnd"/>
       </w:hyperlink>
       <w:r>
         <w:rPr>
@@ -1842,47 +1792,7 @@
           <w:sz w:val="24"/>
           <w:szCs w:val="24"/>
         </w:rPr>
-        <w:t xml:space="preserve">Аннотированный список (в группе). Список подготавливается в двух вариантах: для отчета по практике в формате </w:t>
-      </w:r>
-      <w:proofErr w:type="spellStart"/>
-      <w:r>
-        <w:rPr>
-          <w:rFonts w:ascii="Times New Roman" w:eastAsia="Times New Roman" w:hAnsi="Times New Roman"/>
-          <w:color w:val="000000"/>
-          <w:sz w:val="24"/>
-          <w:szCs w:val="24"/>
-        </w:rPr>
-        <w:t>docx</w:t>
-      </w:r>
-      <w:proofErr w:type="spellEnd"/>
-      <w:r>
-        <w:rPr>
-          <w:rFonts w:ascii="Times New Roman" w:eastAsia="Times New Roman" w:hAnsi="Times New Roman"/>
-          <w:color w:val="000000"/>
-          <w:sz w:val="24"/>
-          <w:szCs w:val="24"/>
-        </w:rPr>
-        <w:t xml:space="preserve"> и для размещения на сайте кафедры в формате </w:t>
-      </w:r>
-      <w:proofErr w:type="spellStart"/>
-      <w:r>
-        <w:rPr>
-          <w:rFonts w:ascii="Times New Roman" w:eastAsia="Times New Roman" w:hAnsi="Times New Roman"/>
-          <w:color w:val="000000"/>
-          <w:sz w:val="24"/>
-          <w:szCs w:val="24"/>
-        </w:rPr>
-        <w:t>Markdown</w:t>
-      </w:r>
-      <w:proofErr w:type="spellEnd"/>
-      <w:r>
-        <w:rPr>
-          <w:rFonts w:ascii="Times New Roman" w:eastAsia="Times New Roman" w:hAnsi="Times New Roman"/>
-          <w:color w:val="000000"/>
-          <w:sz w:val="24"/>
-          <w:szCs w:val="24"/>
-        </w:rPr>
-        <w:t xml:space="preserve"> (оформляется по разделам)</w:t>
+        <w:t>Аннотированный список (в группе). Список подготавливается в двух вариантах: для отчета по практике в формате docx и для размещения на сайте кафедры в формате Markdown (оформляется по разделам)</w:t>
       </w:r>
     </w:p>
     <w:p>
@@ -1942,7 +1852,7 @@
           <w:noProof/>
         </w:rPr>
         <w:drawing>
-          <wp:inline distT="0" distB="0" distL="0" distR="0" wp14:anchorId="6964A7C2" wp14:editId="7AD46CEA">
+          <wp:inline distT="0" distB="0" distL="0" distR="0" wp14:anchorId="6964A7C2" wp14:editId="7FA7606B">
             <wp:extent cx="1744980" cy="1744980"/>
             <wp:effectExtent l="0" t="0" r="7620" b="7620"/>
             <wp:docPr id="4" name="Рисунок 4"/>
@@ -2243,7 +2153,7 @@
           <w:noProof/>
         </w:rPr>
         <w:drawing>
-          <wp:inline distT="0" distB="0" distL="0" distR="0" wp14:anchorId="624B8C73" wp14:editId="70D6C870">
+          <wp:inline distT="0" distB="0" distL="0" distR="0" wp14:anchorId="624B8C73" wp14:editId="7876C66E">
             <wp:extent cx="1729740" cy="1729740"/>
             <wp:effectExtent l="0" t="0" r="3810" b="3810"/>
             <wp:docPr id="7" name="Рисунок 7"/>
